--- a/srvi-08-00083-MAK/SRVI-08-00083-FL-26-01.docx
+++ b/srvi-08-00083-MAK/SRVI-08-00083-FL-26-01.docx
@@ -124,35 +124,25 @@
           <w:szCs w:val="20"/>
           <w:u w:val="none"/>
         </w:rPr>
-        <w:t>March 20</w:t>
-      </w:r>
-      <w:r>
-        <w:rPr>
-          <w:color w:val="auto"/>
-          <w:sz w:val="20"/>
-          <w:szCs w:val="20"/>
-          <w:u w:val="none"/>
-          <w:vertAlign w:val="superscript"/>
-        </w:rPr>
-        <w:t>th</w:t>
-      </w:r>
-      <w:r>
-        <w:rPr>
-          <w:color w:val="auto"/>
-          <w:sz w:val="20"/>
-          <w:szCs w:val="20"/>
-          <w:u w:val="none"/>
-        </w:rPr>
-        <w:t>, 20</w:t>
-      </w:r>
-      <w:r>
-        <w:rPr>
-          <w:color w:val="auto"/>
-          <w:sz w:val="20"/>
-          <w:szCs w:val="20"/>
-          <w:u w:val="none"/>
-        </w:rPr>
-        <w:t>26</w:t>
+        <w:t>March 2</w:t>
+      </w:r>
+      <w:r>
+        <w:rPr>
+          <w:color w:val="auto"/>
+          <w:sz w:val="20"/>
+          <w:szCs w:val="20"/>
+          <w:u w:val="none"/>
+        </w:rPr>
+        <w:t>8</w:t>
+      </w:r>
+      <w:r>
+        <w:rPr>
+          <w:color w:val="auto"/>
+          <w:sz w:val="20"/>
+          <w:szCs w:val="20"/>
+          <w:u w:val="none"/>
+        </w:rPr>
+        <w:t>, 2026</w:t>
       </w:r>
     </w:p>
     <w:p>
@@ -727,55 +717,7 @@
           <w:szCs w:val="20"/>
           <w:u w:val="none"/>
         </w:rPr>
-        <w:t xml:space="preserve">, dated </w:t>
-      </w:r>
-      <w:r>
-        <w:rPr>
-          <w:b w:val="false"/>
-          <w:strike w:val="false"/>
-          <w:dstrike w:val="false"/>
-          <w:color w:val="auto"/>
-          <w:sz w:val="20"/>
-          <w:szCs w:val="20"/>
-          <w:u w:val="none"/>
-        </w:rPr>
-        <w:t>February 02</w:t>
-      </w:r>
-      <w:r>
-        <w:rPr>
-          <w:b w:val="false"/>
-          <w:strike w:val="false"/>
-          <w:dstrike w:val="false"/>
-          <w:color w:val="auto"/>
-          <w:sz w:val="20"/>
-          <w:szCs w:val="20"/>
-          <w:u w:val="none"/>
-        </w:rPr>
-        <w:t>, 202</w:t>
-      </w:r>
-      <w:r>
-        <w:rPr>
-          <w:b w:val="false"/>
-          <w:strike w:val="false"/>
-          <w:dstrike w:val="false"/>
-          <w:color w:val="auto"/>
-          <w:sz w:val="20"/>
-          <w:szCs w:val="20"/>
-          <w:u w:val="none"/>
-        </w:rPr>
-        <w:t>6</w:t>
-      </w:r>
-      <w:r>
-        <w:rPr>
-          <w:b w:val="false"/>
-          <w:strike w:val="false"/>
-          <w:dstrike w:val="false"/>
-          <w:color w:val="auto"/>
-          <w:sz w:val="20"/>
-          <w:szCs w:val="20"/>
-          <w:u w:val="none"/>
-        </w:rPr>
-        <w:t>.</w:t>
+        <w:t>, dated February 02, 2026.</w:t>
       </w:r>
     </w:p>
     <w:p>
@@ -831,19 +773,7 @@
           <w:szCs w:val="20"/>
           <w:u w:val="none"/>
         </w:rPr>
-        <w:t xml:space="preserve">In this connection, </w:t>
-      </w:r>
-      <w:r>
-        <w:rPr>
-          <w:b w:val="false"/>
-          <w:strike w:val="false"/>
-          <w:dstrike w:val="false"/>
-          <w:color w:val="auto"/>
-          <w:sz w:val="20"/>
-          <w:szCs w:val="20"/>
-          <w:u w:val="none"/>
-        </w:rPr>
-        <w:t>find enclosed, and therefore provided, the following documents for processing our transmission case:</w:t>
+        <w:t>In this connection, find enclosed, and therefore provided, the following documents for processing our transmission case:</w:t>
       </w:r>
     </w:p>
     <w:p>
@@ -1143,31 +1073,7 @@
           <w:szCs w:val="20"/>
           <w:u w:val="none"/>
         </w:rPr>
-        <w:t xml:space="preserve"> along with when returning the shares duly transferred in the names of the respective </w:t>
-      </w:r>
-      <w:r>
-        <w:rPr>
-          <w:b w:val="false"/>
-          <w:strike w:val="false"/>
-          <w:dstrike w:val="false"/>
-          <w:color w:val="auto"/>
-          <w:sz w:val="20"/>
-          <w:szCs w:val="20"/>
-          <w:u w:val="none"/>
-        </w:rPr>
-        <w:t>legal heir</w:t>
-      </w:r>
-      <w:r>
-        <w:rPr>
-          <w:b w:val="false"/>
-          <w:strike w:val="false"/>
-          <w:dstrike w:val="false"/>
-          <w:color w:val="auto"/>
-          <w:sz w:val="20"/>
-          <w:szCs w:val="20"/>
-          <w:u w:val="none"/>
-        </w:rPr>
-        <w:t>s.</w:t>
+        <w:t xml:space="preserve"> along with when returning the shares duly transferred in the names of the respective legal heirs.</w:t>
       </w:r>
     </w:p>
     <w:p>
@@ -1674,8 +1580,8 @@
       </w:tblCellMar>
     </w:tblPr>
     <w:tblGrid>
-      <w:gridCol w:w="2519"/>
-      <w:gridCol w:w="7456"/>
+      <w:gridCol w:w="2518"/>
+      <w:gridCol w:w="7457"/>
     </w:tblGrid>
     <w:tr>
       <w:trPr>
@@ -1683,7 +1589,7 @@
       </w:trPr>
       <w:tc>
         <w:tcPr>
-          <w:tcW w:w="2519" w:type="dxa"/>
+          <w:tcW w:w="2518" w:type="dxa"/>
           <w:tcBorders/>
         </w:tcPr>
         <w:p>
@@ -1720,7 +1626,7 @@
       </w:tc>
       <w:tc>
         <w:tcPr>
-          <w:tcW w:w="7456" w:type="dxa"/>
+          <w:tcW w:w="7457" w:type="dxa"/>
           <w:tcBorders/>
         </w:tcPr>
         <w:tbl>
@@ -1737,14 +1643,14 @@
             </w:tblCellMar>
           </w:tblPr>
           <w:tblGrid>
-            <w:gridCol w:w="3698"/>
+            <w:gridCol w:w="3699"/>
             <w:gridCol w:w="3700"/>
           </w:tblGrid>
           <w:tr>
             <w:trPr/>
             <w:tc>
               <w:tcPr>
-                <w:tcW w:w="3698" w:type="dxa"/>
+                <w:tcW w:w="3699" w:type="dxa"/>
                 <w:tcBorders/>
               </w:tcPr>
               <w:p>
@@ -1758,7 +1664,10 @@
                   </w:rPr>
                 </w:pPr>
                 <w:r>
-                  <w:rPr/>
+                  <w:rPr>
+                    <w:sz w:val="14"/>
+                    <w:szCs w:val="14"/>
+                  </w:rPr>
                 </w:r>
               </w:p>
             </w:tc>
@@ -1778,7 +1687,10 @@
                   </w:rPr>
                 </w:pPr>
                 <w:r>
-                  <w:rPr/>
+                  <w:rPr>
+                    <w:sz w:val="14"/>
+                    <w:szCs w:val="14"/>
+                  </w:rPr>
                 </w:r>
               </w:p>
             </w:tc>
@@ -1835,8 +1747,8 @@
       </w:tblCellMar>
     </w:tblPr>
     <w:tblGrid>
-      <w:gridCol w:w="2519"/>
-      <w:gridCol w:w="7456"/>
+      <w:gridCol w:w="2518"/>
+      <w:gridCol w:w="7457"/>
     </w:tblGrid>
     <w:tr>
       <w:trPr>
@@ -1844,7 +1756,7 @@
       </w:trPr>
       <w:tc>
         <w:tcPr>
-          <w:tcW w:w="2519" w:type="dxa"/>
+          <w:tcW w:w="2518" w:type="dxa"/>
           <w:tcBorders/>
         </w:tcPr>
         <w:p>
@@ -1881,7 +1793,7 @@
       </w:tc>
       <w:tc>
         <w:tcPr>
-          <w:tcW w:w="7456" w:type="dxa"/>
+          <w:tcW w:w="7457" w:type="dxa"/>
           <w:tcBorders/>
         </w:tcPr>
         <w:tbl>
@@ -1898,14 +1810,14 @@
             </w:tblCellMar>
           </w:tblPr>
           <w:tblGrid>
-            <w:gridCol w:w="3698"/>
+            <w:gridCol w:w="3699"/>
             <w:gridCol w:w="3700"/>
           </w:tblGrid>
           <w:tr>
             <w:trPr/>
             <w:tc>
               <w:tcPr>
-                <w:tcW w:w="3698" w:type="dxa"/>
+                <w:tcW w:w="3699" w:type="dxa"/>
                 <w:tcBorders/>
               </w:tcPr>
               <w:p>
@@ -1919,7 +1831,10 @@
                   </w:rPr>
                 </w:pPr>
                 <w:r>
-                  <w:rPr/>
+                  <w:rPr>
+                    <w:sz w:val="14"/>
+                    <w:szCs w:val="14"/>
+                  </w:rPr>
                 </w:r>
               </w:p>
             </w:tc>
@@ -1939,7 +1854,10 @@
                   </w:rPr>
                 </w:pPr>
                 <w:r>
-                  <w:rPr/>
+                  <w:rPr>
+                    <w:sz w:val="14"/>
+                    <w:szCs w:val="14"/>
+                  </w:rPr>
                 </w:r>
               </w:p>
             </w:tc>
@@ -2693,7 +2611,7 @@
     <w:pPr>
       <w:widowControl/>
       <w:suppressAutoHyphens w:val="true"/>
-      <w:overflowPunct w:val="false"/>
+      <w:overflowPunct w:val="true"/>
       <w:bidi w:val="0"/>
       <w:snapToGrid w:val="false"/>
       <w:spacing w:before="0" w:after="0"/>
@@ -2745,8 +2663,8 @@
       <w:bCs/>
     </w:rPr>
   </w:style>
-  <w:style w:type="character" w:styleId="Bulletsuser">
-    <w:name w:val="Bullets (user)"/>
+  <w:style w:type="character" w:styleId="Bullets">
+    <w:name w:val="Bullets"/>
     <w:qFormat/>
     <w:rPr>
       <w:rFonts w:ascii="OpenSymbol" w:hAnsi="OpenSymbol" w:eastAsia="OpenSymbol" w:cs="OpenSymbol"/>
@@ -2849,7 +2767,7 @@
     <w:pPr>
       <w:widowControl/>
       <w:suppressAutoHyphens w:val="true"/>
-      <w:overflowPunct w:val="false"/>
+      <w:overflowPunct w:val="true"/>
       <w:bidi w:val="0"/>
       <w:spacing w:before="0" w:after="0"/>
       <w:jc w:val="start"/>
